--- a/documents/AgriPrice_Draft_Revised.docx
+++ b/documents/AgriPrice_Draft_Revised.docx
@@ -3142,6 +3142,45 @@
       </w:r>
     </w:p>
     <w:p>
+      <w:r>
+        <w:rPr>
+          <w:b/>
+        </w:rPr>
+        <w:t xml:space="preserve">One-Way Analysis of Variance (ANOVA)</w:t>
+      </w:r>
+    </w:p>
+    <w:p>
+      <w:r>
+        <w:t xml:space="preserve">To determine whether the perceived quality of the AgriPrice system differs across the respondent groups (household managers, local vendors, IT professionals, and DTI personnel), the study employs One-Way ANOVA. The null hypothesis (H₀) states that the mean evaluation ratings of all groups are equal; the alternative hypothesis (H₁) states that at least one group mean differs. The test is evaluated at a 0.05 level of significance. If the computed p-value is less than 0.05, H₀ is rejected and a post-hoc Tukey HSD test identifies which groups differ; otherwise, the system is perceived consistently across all groups. The ANOVA assumptions of homogeneity of variance (Levene's test) and normality (Shapiro–Wilk test) are examined, with Welch's ANOVA or the non-parametric Kruskal–Wallis test used where these are violated. Weighted Mean and Standard Deviation are retained as descriptive statistics alongside the inferential ANOVA.</w:t>
+      </w:r>
+    </w:p>
+    <w:p>
+      <w:r>
+        <w:rPr>
+          <w:b/>
+        </w:rPr>
+        <w:t xml:space="preserve">Additional Forecast-Accuracy Metrics</w:t>
+      </w:r>
+    </w:p>
+    <w:p>
+      <w:r>
+        <w:t xml:space="preserve">Beyond Mean Absolute Error (MAE) and Root Mean Squared Error (RMSE), the model's accuracy is also evaluated using the Mean Absolute Percentage Error (MAPE), the Coefficient of Determination (R²), and a rolling-origin evaluation computed across successive chronological blocks of the held-out test set. These are benchmarked against a naive-persistence baseline and an ARIMA(1,1,1) baseline, and the target series is checked for stationarity using the Augmented Dickey-Fuller (ADF) test. Because retail rice prices are strongly trended, R² is high for both the model and the persistence baseline; the meaningful comparison is therefore MAE and RMSE relative to the baselines.</w:t>
+      </w:r>
+    </w:p>
+    <w:p>
+      <w:r>
+        <w:rPr>
+          <w:b/>
+        </w:rPr>
+        <w:t xml:space="preserve">Rice Price Brackets and Import Charges</w:t>
+      </w:r>
+    </w:p>
+    <w:p>
+      <w:r>
+        <w:t xml:space="preserve">Retail rice prices are represented as price ranges (minimum–maximum) following the Department of Agriculture's Bantay Presyo monitoring, rather than single values. For imported rice, the consumer price additionally reflects the applicable import tariff (15% under EO 105 s.2025, reduced from the 35% of RA 11203 by EO 62 s.2024). Rice is exempt from Value-Added Tax as an agricultural product in its original state (NIRC Sec. 109), so no VAT is added.</w:t>
+      </w:r>
+    </w:p>
+    <w:p>
       <w:pPr>
         <w:spacing w:after="200" w:before="200"/>
         <w:jc w:val="center"/>
@@ -3424,6 +3463,19 @@
           <w:szCs w:val="24"/>
         </w:rPr>
         <w:t xml:space="preserve">The first tier focuses on the NCR community, split into two strata: household managers responsible for family food procurement and budgeting, and local vendors and sari-sari store owners with decision-making authority over inventory (Bathan et al., 2025). The second tier focuses on institutional and technical validation: IT experts with experience in data science and software engineering, and DA-AMAS representatives who ensure data outputs are consistent with official market monitoring protocols.</w:t>
+      </w:r>
+    </w:p>
+    <w:p>
+      <w:r>
+        <w:rPr>
+          <w:b/>
+        </w:rPr>
+        <w:t xml:space="preserve">Sample Size Determination (Slovin's Formula)</w:t>
+      </w:r>
+    </w:p>
+    <w:p>
+      <w:r>
+        <w:t xml:space="preserve">The sample size was computed using Slovin's formula: n = N / (1 + N·e²), where n is the sample size, N is the total stakeholder population, and e is the margin of error (e = 0.05). For an estimated population of N = 100, n = 100 / (1 + 100 × 0.05²) = 80, so a minimum of 80 respondents is required — satisfying the panel's requirement of at least 80 evaluators. (The actual target population N should be stated by the researchers; larger populations yield larger samples, e.g., N = 200 gives n = 134.)</w:t>
       </w:r>
     </w:p>
     <w:p>

--- a/documents/AgriPrice_Draft_Revised.docx
+++ b/documents/AgriPrice_Draft_Revised.docx
@@ -3177,7 +3177,7 @@
     </w:p>
     <w:p>
       <w:r>
-        <w:t xml:space="preserve">Retail rice prices are represented as price ranges (minimum–maximum) following the Department of Agriculture's Bantay Presyo monitoring, rather than single values. For imported rice, the consumer price additionally reflects the applicable import tariff (15% under EO 105 s.2025, reduced from the 35% of RA 11203 by EO 62 s.2024). Rice is exempt from Value-Added Tax as an agricultural product in its original state (NIRC Sec. 109), so no VAT is added.</w:t>
+        <w:t xml:space="preserve">Retail rice prices are represented as price ranges (minimum–maximum) following the Department of Agriculture's Bantay Presyo monitoring, rather than single values. For imported rice, the consumer price additionally reflects the applicable import tariff (a quarterly, price-indexed rate within a 15%–35% band under EO 105 s.2025 and IAGRTA Circular No. 2025-001 — 15% for the first quarter of 2026, reduced from the 35% of RA 11203 by EO 62 s.2024). Rice is exempt from Value-Added Tax as an agricultural product in its original state (NIRC Sec. 109), so no VAT is added.</w:t>
       </w:r>
     </w:p>
     <w:p>
@@ -3632,7 +3632,7 @@
           <w:sz w:val="24"/>
           <w:szCs w:val="24"/>
         </w:rPr>
-        <w:t xml:space="preserve">In terms of regulatory alignment, the system does not collect personally identifiable information from household, vendor, or institutional evaluators during UAT, consistent with the requirements of the Data Privacy Act of 2012 (RA 10173). ___ [state whether the admin panel logs IP addresses or access timestamps; if it does, add a disclosure sentence here — if not, state explicitly that the system does not log user IP addresses].</w:t>
+        <w:t xml:space="preserve">In terms of regulatory alignment, the system does not collect personally identifiable information from household, vendor, or institutional evaluators during UAT, consistent with the requirements of the Data Privacy Act of 2012 (RA 10173). The public-facing system does not log end-user IP addresses. The administrative panel keeps an in-memory System Logs buffer that records administrator sign-in events — including the originating IP address and timestamp — for operational security; these entries are not persisted across server restarts and contain no evaluator or end-user personal data.</w:t>
       </w:r>
     </w:p>
     <w:p>
